--- a/docs/seminar_1/seminar_1.docx
+++ b/docs/seminar_1/seminar_1.docx
@@ -2,7 +2,7 @@
 <file path=word/document.xml><?xml version="1.0" encoding="utf-8"?>
 <w:document xmlns:w="http://schemas.openxmlformats.org/wordprocessingml/2006/main" xmlns:m="http://schemas.openxmlformats.org/officeDocument/2006/math" xmlns:r="http://schemas.openxmlformats.org/officeDocument/2006/relationships" xmlns:o="urn:schemas-microsoft-com:office:office" xmlns:v="urn:schemas-microsoft-com:vml" xmlns:w10="urn:schemas-microsoft-com:office:word" xmlns:a="http://schemas.openxmlformats.org/drawingml/2006/main" xmlns:pic="http://schemas.openxmlformats.org/drawingml/2006/picture" xmlns:wp="http://schemas.openxmlformats.org/drawingml/2006/wordprocessingDrawing">
   <w:body>
-    <w:bookmarkStart w:id="25" w:name="X53a0762d63c00ad2733737840484ea67afa7e10"/>
+    <w:bookmarkStart w:id="75" w:name="X7726a395e3d7f44492a2944fe708a10cd80c64c"/>
     <w:p>
       <w:pPr>
         <w:pStyle w:val="Heading1"/>
@@ -11,7 +11,7 @@
         <w:t xml:space="preserve">Семинар 1. Формирование команды и программного проекта</w:t>
       </w:r>
     </w:p>
-    <w:bookmarkStart w:id="9" w:name="тема-семинара"/>
+    <w:bookmarkStart w:id="59" w:name="тема-семинара"/>
     <w:p>
       <w:pPr>
         <w:pStyle w:val="Heading2"/>
@@ -28,8 +28,8 @@
         <w:t xml:space="preserve">Формирование проектной команды, распределение ролей, выбор идеи программного продукта и создание паспорта проекта.</w:t>
       </w:r>
     </w:p>
-    <w:bookmarkEnd w:id="9"/>
-    <w:bookmarkStart w:id="10" w:name="цель"/>
+    <w:bookmarkEnd w:id="59"/>
+    <w:bookmarkStart w:id="60" w:name="цель"/>
     <w:p>
       <w:pPr>
         <w:pStyle w:val="Heading2"/>
@@ -53,8 +53,8 @@
         </w:pict>
       </w:r>
     </w:p>
-    <w:bookmarkEnd w:id="10"/>
-    <w:bookmarkStart w:id="23" w:name="X76deff83da56b5e86fd6fc478ce4898a37de0b0"/>
+    <w:bookmarkEnd w:id="60"/>
+    <w:bookmarkStart w:id="73" w:name="X76deff83da56b5e86fd6fc478ce4898a37de0b0"/>
     <w:p>
       <w:pPr>
         <w:pStyle w:val="Heading2"/>
@@ -63,7 +63,7 @@
         <w:t xml:space="preserve">Что необходимо сделать (Выполнение по пунктам ТЗ)</w:t>
       </w:r>
     </w:p>
-    <w:bookmarkStart w:id="11" w:name="сформировать-команду-из-4-5-человек"/>
+    <w:bookmarkStart w:id="61" w:name="X53ae55965b1690ca8cbe6f9432b0d21e0e4ee93"/>
     <w:p>
       <w:pPr>
         <w:pStyle w:val="Heading3"/>
@@ -79,15 +79,15 @@
       <w:r>
         <w:t xml:space="preserve">Команда сформирована в составе 5 человек (студенты группы ИД24):</w:t>
       </w:r>
-      <w:r>
-        <w:t xml:space="preserve"> </w:t>
-      </w:r>
-      <w:r>
-        <w:t xml:space="preserve">1.</w:t>
-      </w:r>
-      <w:r>
-        <w:t xml:space="preserve"> </w:t>
-      </w:r>
+    </w:p>
+    <w:p>
+      <w:pPr>
+        <w:pStyle w:val="Compact"/>
+        <w:numPr>
+          <w:ilvl w:val="0"/>
+          <w:numId w:val="1001"/>
+        </w:numPr>
+      </w:pPr>
       <w:r>
         <w:rPr>
           <w:b/>
@@ -95,15 +95,15 @@
         </w:rPr>
         <w:t xml:space="preserve">Богдан Леонов</w:t>
       </w:r>
-      <w:r>
-        <w:t xml:space="preserve"> </w:t>
-      </w:r>
-      <w:r>
-        <w:t xml:space="preserve">2.</w:t>
-      </w:r>
-      <w:r>
-        <w:t xml:space="preserve"> </w:t>
-      </w:r>
+    </w:p>
+    <w:p>
+      <w:pPr>
+        <w:pStyle w:val="Compact"/>
+        <w:numPr>
+          <w:ilvl w:val="0"/>
+          <w:numId w:val="1001"/>
+        </w:numPr>
+      </w:pPr>
       <w:r>
         <w:rPr>
           <w:b/>
@@ -111,15 +111,15 @@
         </w:rPr>
         <w:t xml:space="preserve">Александр Зейферт</w:t>
       </w:r>
-      <w:r>
-        <w:t xml:space="preserve"> </w:t>
-      </w:r>
-      <w:r>
-        <w:t xml:space="preserve">3.</w:t>
-      </w:r>
-      <w:r>
-        <w:t xml:space="preserve"> </w:t>
-      </w:r>
+    </w:p>
+    <w:p>
+      <w:pPr>
+        <w:pStyle w:val="Compact"/>
+        <w:numPr>
+          <w:ilvl w:val="0"/>
+          <w:numId w:val="1001"/>
+        </w:numPr>
+      </w:pPr>
       <w:r>
         <w:rPr>
           <w:b/>
@@ -127,15 +127,15 @@
         </w:rPr>
         <w:t xml:space="preserve">Максим Томов</w:t>
       </w:r>
-      <w:r>
-        <w:t xml:space="preserve"> </w:t>
-      </w:r>
-      <w:r>
-        <w:t xml:space="preserve">4.</w:t>
-      </w:r>
-      <w:r>
-        <w:t xml:space="preserve"> </w:t>
-      </w:r>
+    </w:p>
+    <w:p>
+      <w:pPr>
+        <w:pStyle w:val="Compact"/>
+        <w:numPr>
+          <w:ilvl w:val="0"/>
+          <w:numId w:val="1001"/>
+        </w:numPr>
+      </w:pPr>
       <w:r>
         <w:rPr>
           <w:b/>
@@ -143,15 +143,15 @@
         </w:rPr>
         <w:t xml:space="preserve">Арина Антонова</w:t>
       </w:r>
-      <w:r>
-        <w:t xml:space="preserve"> </w:t>
-      </w:r>
-      <w:r>
-        <w:t xml:space="preserve">5.</w:t>
-      </w:r>
-      <w:r>
-        <w:t xml:space="preserve"> </w:t>
-      </w:r>
+    </w:p>
+    <w:p>
+      <w:pPr>
+        <w:pStyle w:val="Compact"/>
+        <w:numPr>
+          <w:ilvl w:val="0"/>
+          <w:numId w:val="1001"/>
+        </w:numPr>
+      </w:pPr>
       <w:r>
         <w:rPr>
           <w:b/>
@@ -167,8 +167,8 @@
         </w:pict>
       </w:r>
     </w:p>
-    <w:bookmarkEnd w:id="11"/>
-    <w:bookmarkStart w:id="12" w:name="назначить-team-lead"/>
+    <w:bookmarkEnd w:id="61"/>
+    <w:bookmarkStart w:id="62" w:name="Xb702504e65396d2608052284358fc4bd98ecfdc"/>
     <w:p>
       <w:pPr>
         <w:pStyle w:val="Heading3"/>
@@ -182,7 +182,7 @@
         <w:pStyle w:val="Compact"/>
         <w:numPr>
           <w:ilvl w:val="0"/>
-          <w:numId w:val="1001"/>
+          <w:numId w:val="1002"/>
         </w:numPr>
       </w:pPr>
       <w:r>
@@ -208,7 +208,7 @@
         <w:pStyle w:val="Compact"/>
         <w:numPr>
           <w:ilvl w:val="0"/>
-          <w:numId w:val="1001"/>
+          <w:numId w:val="1002"/>
         </w:numPr>
       </w:pPr>
       <w:r>
@@ -232,8 +232,8 @@
         </w:pict>
       </w:r>
     </w:p>
-    <w:bookmarkEnd w:id="12"/>
-    <w:bookmarkStart w:id="13" w:name="X551d631fc4ff2d83f845907d6eb65dcee123cad"/>
+    <w:bookmarkEnd w:id="62"/>
+    <w:bookmarkStart w:id="63" w:name="X36671cb606d09ae400a8bc50c99ec5eb8f2e43c"/>
     <w:p>
       <w:pPr>
         <w:pStyle w:val="Heading3"/>
@@ -250,9 +250,9 @@
         <w:tblLook w:firstRow="1" w:lastRow="0" w:firstColumn="0" w:lastColumn="0" w:noHBand="0" w:noVBand="0" w:val="0020"/>
       </w:tblPr>
       <w:tblGrid>
-        <w:gridCol w:w="2640"/>
-        <w:gridCol w:w="2640"/>
-        <w:gridCol w:w="2640"/>
+        <w:gridCol w:w="945"/>
+        <w:gridCol w:w="1302"/>
+        <w:gridCol w:w="5671"/>
       </w:tblGrid>
       <w:tr>
         <w:trPr>
@@ -533,8 +533,8 @@
         </w:pict>
       </w:r>
     </w:p>
-    <w:bookmarkEnd w:id="13"/>
-    <w:bookmarkStart w:id="14" w:name="X93d83630380730f826823b1823bd1915b584457"/>
+    <w:bookmarkEnd w:id="63"/>
+    <w:bookmarkStart w:id="64" w:name="X02e308eb06bdc2b17f15b2762800dd36d614e68"/>
     <w:p>
       <w:pPr>
         <w:pStyle w:val="Heading3"/>
@@ -548,7 +548,7 @@
         <w:pStyle w:val="Compact"/>
         <w:numPr>
           <w:ilvl w:val="0"/>
-          <w:numId w:val="1002"/>
+          <w:numId w:val="1003"/>
         </w:numPr>
       </w:pPr>
       <w:r>
@@ -580,7 +580,7 @@
         <w:pStyle w:val="Compact"/>
         <w:numPr>
           <w:ilvl w:val="0"/>
-          <w:numId w:val="1002"/>
+          <w:numId w:val="1003"/>
         </w:numPr>
       </w:pPr>
       <w:r>
@@ -604,8 +604,8 @@
         </w:pict>
       </w:r>
     </w:p>
-    <w:bookmarkEnd w:id="14"/>
-    <w:bookmarkStart w:id="15" w:name="X9c77ff80eb04c9e84bfd308186cf8ae48c6ff66"/>
+    <w:bookmarkEnd w:id="64"/>
+    <w:bookmarkStart w:id="65" w:name="Xab9560a374dc356bf78cd542fed950de5130a59"/>
     <w:p>
       <w:pPr>
         <w:pStyle w:val="Heading3"/>
@@ -619,7 +619,7 @@
         <w:pStyle w:val="Compact"/>
         <w:numPr>
           <w:ilvl w:val="0"/>
-          <w:numId w:val="1003"/>
+          <w:numId w:val="1004"/>
         </w:numPr>
       </w:pPr>
       <w:r>
@@ -650,7 +650,7 @@
         <w:pStyle w:val="Compact"/>
         <w:numPr>
           <w:ilvl w:val="0"/>
-          <w:numId w:val="1003"/>
+          <w:numId w:val="1004"/>
         </w:numPr>
       </w:pPr>
       <w:r>
@@ -666,7 +666,7 @@
         <w:pStyle w:val="Compact"/>
         <w:numPr>
           <w:ilvl w:val="1"/>
-          <w:numId w:val="1004"/>
+          <w:numId w:val="1005"/>
         </w:numPr>
       </w:pPr>
       <w:r>
@@ -680,7 +680,7 @@
         <w:t xml:space="preserve"> </w:t>
       </w:r>
       <w:r>
-        <w:t xml:space="preserve">Спотовые цены на электроэнергию (Day-Ahead) в Европе колеблются от отрицательных значений днем (избыток солнца) до сотен евро за МВт⋅ч ночью (работа газомазутных станций).</w:t>
+        <w:t xml:space="preserve">Спотовые цены на электроэнергию (Day-Ahead) в Европе меняются в течение суток в разы, а в часы избытка солнечной и ветровой генерации уходят в минус. Самые дешевые часы смещаются день ото дня вместе с погодой, поэтому фиксированное расписание систематически их пропускает.</w:t>
       </w:r>
     </w:p>
     <w:p>
@@ -688,7 +688,7 @@
         <w:pStyle w:val="Compact"/>
         <w:numPr>
           <w:ilvl w:val="1"/>
-          <w:numId w:val="1004"/>
+          <w:numId w:val="1005"/>
         </w:numPr>
       </w:pPr>
       <w:r>
@@ -710,7 +710,7 @@
         <w:pStyle w:val="Compact"/>
         <w:numPr>
           <w:ilvl w:val="1"/>
-          <w:numId w:val="1004"/>
+          <w:numId w:val="1005"/>
         </w:numPr>
       </w:pPr>
       <w:r>
@@ -734,8 +734,8 @@
         </w:pict>
       </w:r>
     </w:p>
-    <w:bookmarkEnd w:id="15"/>
-    <w:bookmarkStart w:id="16" w:name="X18e1b7d2854eb6524e1255183eebdfeda37a85a"/>
+    <w:bookmarkEnd w:id="65"/>
+    <w:bookmarkStart w:id="66" w:name="X164ae0b859948ade4883ffe02a42994fb2e2bfe"/>
     <w:p>
       <w:pPr>
         <w:pStyle w:val="Heading3"/>
@@ -749,7 +749,7 @@
         <w:pStyle w:val="Compact"/>
         <w:numPr>
           <w:ilvl w:val="0"/>
-          <w:numId w:val="1005"/>
+          <w:numId w:val="1006"/>
         </w:numPr>
       </w:pPr>
       <w:r>
@@ -765,7 +765,7 @@
         <w:pStyle w:val="Compact"/>
         <w:numPr>
           <w:ilvl w:val="1"/>
-          <w:numId w:val="1006"/>
+          <w:numId w:val="1007"/>
         </w:numPr>
       </w:pPr>
       <w:r>
@@ -787,7 +787,7 @@
         <w:pStyle w:val="Compact"/>
         <w:numPr>
           <w:ilvl w:val="1"/>
-          <w:numId w:val="1006"/>
+          <w:numId w:val="1007"/>
         </w:numPr>
       </w:pPr>
       <w:r>
@@ -809,7 +809,7 @@
         <w:pStyle w:val="Compact"/>
         <w:numPr>
           <w:ilvl w:val="0"/>
-          <w:numId w:val="1005"/>
+          <w:numId w:val="1006"/>
         </w:numPr>
       </w:pPr>
       <w:r>
@@ -825,7 +825,7 @@
         <w:pStyle w:val="Compact"/>
         <w:numPr>
           <w:ilvl w:val="1"/>
-          <w:numId w:val="1007"/>
+          <w:numId w:val="1008"/>
         </w:numPr>
       </w:pPr>
       <w:r>
@@ -847,7 +847,7 @@
         <w:pStyle w:val="Compact"/>
         <w:numPr>
           <w:ilvl w:val="1"/>
-          <w:numId w:val="1007"/>
+          <w:numId w:val="1008"/>
         </w:numPr>
       </w:pPr>
       <w:r>
@@ -869,7 +869,7 @@
         <w:pStyle w:val="Compact"/>
         <w:numPr>
           <w:ilvl w:val="1"/>
-          <w:numId w:val="1007"/>
+          <w:numId w:val="1008"/>
         </w:numPr>
       </w:pPr>
       <w:r>
@@ -893,8 +893,8 @@
         </w:pict>
       </w:r>
     </w:p>
-    <w:bookmarkEnd w:id="16"/>
-    <w:bookmarkStart w:id="17" w:name="X3335acb949cd2784d20fb8a965c42f0035ca94f"/>
+    <w:bookmarkEnd w:id="66"/>
+    <w:bookmarkStart w:id="67" w:name="X60e15e3082c21d41bcfcd88da1774a455972b8b"/>
     <w:p>
       <w:pPr>
         <w:pStyle w:val="Heading3"/>
@@ -908,7 +908,7 @@
         <w:pStyle w:val="Compact"/>
         <w:numPr>
           <w:ilvl w:val="0"/>
-          <w:numId w:val="1008"/>
+          <w:numId w:val="1009"/>
         </w:numPr>
       </w:pPr>
       <w:r>
@@ -930,7 +930,7 @@
         <w:pStyle w:val="Compact"/>
         <w:numPr>
           <w:ilvl w:val="0"/>
-          <w:numId w:val="1008"/>
+          <w:numId w:val="1009"/>
         </w:numPr>
       </w:pPr>
       <w:r>
@@ -952,7 +952,7 @@
         <w:pStyle w:val="Compact"/>
         <w:numPr>
           <w:ilvl w:val="0"/>
-          <w:numId w:val="1008"/>
+          <w:numId w:val="1009"/>
         </w:numPr>
       </w:pPr>
       <w:r>
@@ -974,7 +974,7 @@
         <w:pStyle w:val="Compact"/>
         <w:numPr>
           <w:ilvl w:val="0"/>
-          <w:numId w:val="1008"/>
+          <w:numId w:val="1009"/>
         </w:numPr>
       </w:pPr>
       <w:r>
@@ -996,7 +996,7 @@
         <w:pStyle w:val="Compact"/>
         <w:numPr>
           <w:ilvl w:val="0"/>
-          <w:numId w:val="1008"/>
+          <w:numId w:val="1009"/>
         </w:numPr>
       </w:pPr>
       <w:r>
@@ -1018,7 +1018,7 @@
         <w:pStyle w:val="Compact"/>
         <w:numPr>
           <w:ilvl w:val="0"/>
-          <w:numId w:val="1008"/>
+          <w:numId w:val="1009"/>
         </w:numPr>
       </w:pPr>
       <w:r>
@@ -1061,7 +1061,7 @@
         <w:pStyle w:val="Compact"/>
         <w:numPr>
           <w:ilvl w:val="0"/>
-          <w:numId w:val="1008"/>
+          <w:numId w:val="1009"/>
         </w:numPr>
       </w:pPr>
       <w:r>
@@ -1085,8 +1085,8 @@
         </w:pict>
       </w:r>
     </w:p>
-    <w:bookmarkEnd w:id="17"/>
-    <w:bookmarkStart w:id="18" w:name="определить-источник-или-источники-данных"/>
+    <w:bookmarkEnd w:id="67"/>
+    <w:bookmarkStart w:id="68" w:name="X41bc2b48f4cd5bb2887dfa0505afb1a862ce0f6"/>
     <w:p>
       <w:pPr>
         <w:pStyle w:val="Heading3"/>
@@ -1100,7 +1100,7 @@
         <w:pStyle w:val="Compact"/>
         <w:numPr>
           <w:ilvl w:val="0"/>
-          <w:numId w:val="1009"/>
+          <w:numId w:val="1010"/>
         </w:numPr>
       </w:pPr>
       <w:r>
@@ -1116,7 +1116,7 @@
         <w:pStyle w:val="Compact"/>
         <w:numPr>
           <w:ilvl w:val="1"/>
-          <w:numId w:val="1010"/>
+          <w:numId w:val="1011"/>
         </w:numPr>
       </w:pPr>
       <w:r>
@@ -1138,7 +1138,7 @@
         <w:pStyle w:val="Compact"/>
         <w:numPr>
           <w:ilvl w:val="1"/>
-          <w:numId w:val="1010"/>
+          <w:numId w:val="1011"/>
         </w:numPr>
       </w:pPr>
       <w:r>
@@ -1160,7 +1160,7 @@
         <w:pStyle w:val="Compact"/>
         <w:numPr>
           <w:ilvl w:val="1"/>
-          <w:numId w:val="1010"/>
+          <w:numId w:val="1011"/>
         </w:numPr>
       </w:pPr>
       <w:r>
@@ -1182,7 +1182,7 @@
         <w:pStyle w:val="Compact"/>
         <w:numPr>
           <w:ilvl w:val="0"/>
-          <w:numId w:val="1009"/>
+          <w:numId w:val="1010"/>
         </w:numPr>
       </w:pPr>
       <w:r>
@@ -1198,7 +1198,7 @@
         <w:pStyle w:val="Compact"/>
         <w:numPr>
           <w:ilvl w:val="1"/>
-          <w:numId w:val="1011"/>
+          <w:numId w:val="1012"/>
         </w:numPr>
       </w:pPr>
       <w:r>
@@ -1214,7 +1214,7 @@
           <w:b/>
           <w:bCs/>
         </w:rPr>
-        <w:t xml:space="preserve">client_infrastructure</w:t>
+        <w:t xml:space="preserve">datacenters</w:t>
       </w:r>
       <w:r>
         <w:rPr>
@@ -1235,7 +1235,7 @@
         <w:pStyle w:val="Compact"/>
         <w:numPr>
           <w:ilvl w:val="1"/>
-          <w:numId w:val="1011"/>
+          <w:numId w:val="1012"/>
         </w:numPr>
       </w:pPr>
       <w:r>
@@ -1259,8 +1259,8 @@
         </w:pict>
       </w:r>
     </w:p>
-    <w:bookmarkEnd w:id="18"/>
-    <w:bookmarkStart w:id="19" w:name="Xe386696b044cb3b186435355bb4e69736037932"/>
+    <w:bookmarkEnd w:id="68"/>
+    <w:bookmarkStart w:id="69" w:name="X071d1141bb862f03b14277c3db1e81e9ad0ffc9"/>
     <w:p>
       <w:pPr>
         <w:pStyle w:val="Heading3"/>
@@ -1274,7 +1274,7 @@
         <w:pStyle w:val="Compact"/>
         <w:numPr>
           <w:ilvl w:val="0"/>
-          <w:numId w:val="1012"/>
+          <w:numId w:val="1013"/>
         </w:numPr>
       </w:pPr>
       <w:r>
@@ -1290,43 +1290,43 @@
         <w:pStyle w:val="Compact"/>
         <w:numPr>
           <w:ilvl w:val="1"/>
+          <w:numId w:val="1014"/>
+        </w:numPr>
+      </w:pPr>
+      <w:r>
+        <w:t xml:space="preserve">Рыночные временные ряды: временная метка UTC, энергозона, цена в EUR/MWh, объемы генерации по типам (ветер, солнце, газ, уголь);</w:t>
+      </w:r>
+    </w:p>
+    <w:p>
+      <w:pPr>
+        <w:pStyle w:val="Compact"/>
+        <w:numPr>
+          <w:ilvl w:val="1"/>
+          <w:numId w:val="1014"/>
+        </w:numPr>
+      </w:pPr>
+      <w:r>
+        <w:t xml:space="preserve">Метеорологические данные: почасовая температура воздуха (°C), скорость ветра, солнечная радиация;</w:t>
+      </w:r>
+    </w:p>
+    <w:p>
+      <w:pPr>
+        <w:pStyle w:val="Compact"/>
+        <w:numPr>
+          <w:ilvl w:val="1"/>
+          <w:numId w:val="1014"/>
+        </w:numPr>
+      </w:pPr>
+      <w:r>
+        <w:t xml:space="preserve">Параметры задачи от клиента: длительность выполнения, крайний срок завершения (SLA deadline), список доступных ЦОД, энергопотребление узла.</w:t>
+      </w:r>
+    </w:p>
+    <w:p>
+      <w:pPr>
+        <w:pStyle w:val="Compact"/>
+        <w:numPr>
+          <w:ilvl w:val="0"/>
           <w:numId w:val="1013"/>
-        </w:numPr>
-      </w:pPr>
-      <w:r>
-        <w:t xml:space="preserve">Рыночные временные ряды: временная метка UTC, энергозона, цена в EUR/MWh, объемы генерации по типам (ветер, солнце, газ, уголь);</w:t>
-      </w:r>
-    </w:p>
-    <w:p>
-      <w:pPr>
-        <w:pStyle w:val="Compact"/>
-        <w:numPr>
-          <w:ilvl w:val="1"/>
-          <w:numId w:val="1013"/>
-        </w:numPr>
-      </w:pPr>
-      <w:r>
-        <w:t xml:space="preserve">Метеорологические данные: почасовая температура воздуха (°C), скорость ветра, солнечная радиация;</w:t>
-      </w:r>
-    </w:p>
-    <w:p>
-      <w:pPr>
-        <w:pStyle w:val="Compact"/>
-        <w:numPr>
-          <w:ilvl w:val="1"/>
-          <w:numId w:val="1013"/>
-        </w:numPr>
-      </w:pPr>
-      <w:r>
-        <w:t xml:space="preserve">Параметры задачи от клиента: длительность выполнения, крайний срок завершения (SLA deadline), список доступных ЦОД, энергопотребление узла.</w:t>
-      </w:r>
-    </w:p>
-    <w:p>
-      <w:pPr>
-        <w:pStyle w:val="Compact"/>
-        <w:numPr>
-          <w:ilvl w:val="0"/>
-          <w:numId w:val="1012"/>
         </w:numPr>
       </w:pPr>
       <w:r>
@@ -1342,7 +1342,7 @@
         <w:pStyle w:val="Compact"/>
         <w:numPr>
           <w:ilvl w:val="1"/>
-          <w:numId w:val="1014"/>
+          <w:numId w:val="1015"/>
         </w:numPr>
       </w:pPr>
       <w:r>
@@ -1364,7 +1364,7 @@
         <w:pStyle w:val="Compact"/>
         <w:numPr>
           <w:ilvl w:val="1"/>
-          <w:numId w:val="1014"/>
+          <w:numId w:val="1015"/>
         </w:numPr>
       </w:pPr>
       <w:r>
@@ -1386,7 +1386,7 @@
         <w:pStyle w:val="Compact"/>
         <w:numPr>
           <w:ilvl w:val="1"/>
-          <w:numId w:val="1014"/>
+          <w:numId w:val="1015"/>
         </w:numPr>
       </w:pPr>
       <w:r>
@@ -1408,7 +1408,7 @@
         <w:pStyle w:val="Compact"/>
         <w:numPr>
           <w:ilvl w:val="0"/>
-          <w:numId w:val="1012"/>
+          <w:numId w:val="1013"/>
         </w:numPr>
       </w:pPr>
       <w:r>
@@ -1424,7 +1424,7 @@
         <w:pStyle w:val="Compact"/>
         <w:numPr>
           <w:ilvl w:val="1"/>
-          <w:numId w:val="1015"/>
+          <w:numId w:val="1016"/>
         </w:numPr>
       </w:pPr>
       <w:r>
@@ -1466,7 +1466,7 @@
         <w:rPr>
           <w:rStyle w:val="VerbatimChar"/>
         </w:rPr>
-        <w:t xml:space="preserve">market_day_ahead_prices</w:t>
+        <w:t xml:space="preserve">entsoe_day_ahead_prices</w:t>
       </w:r>
       <w:r>
         <w:t xml:space="preserve">,</w:t>
@@ -1478,7 +1478,7 @@
         <w:rPr>
           <w:rStyle w:val="VerbatimChar"/>
         </w:rPr>
-        <w:t xml:space="preserve">market_generation_mix</w:t>
+        <w:t xml:space="preserve">entsoe_day_ahead_generation</w:t>
       </w:r>
       <w:r>
         <w:t xml:space="preserve">,</w:t>
@@ -1490,7 +1490,7 @@
         <w:rPr>
           <w:rStyle w:val="VerbatimChar"/>
         </w:rPr>
-        <w:t xml:space="preserve">weather_forecast</w:t>
+        <w:t xml:space="preserve">open_meteo_forecast</w:t>
       </w:r>
       <w:r>
         <w:t xml:space="preserve">,</w:t>
@@ -1502,7 +1502,7 @@
         <w:rPr>
           <w:rStyle w:val="VerbatimChar"/>
         </w:rPr>
-        <w:t xml:space="preserve">weather_historical</w:t>
+        <w:t xml:space="preserve">open_meteo_historical_weather</w:t>
       </w:r>
       <w:r>
         <w:t xml:space="preserve">, справочник</w:t>
@@ -1514,7 +1514,7 @@
         <w:rPr>
           <w:rStyle w:val="VerbatimChar"/>
         </w:rPr>
-        <w:t xml:space="preserve">client_infrastructure</w:t>
+        <w:t xml:space="preserve">datacenters</w:t>
       </w:r>
       <w:r>
         <w:t xml:space="preserve">, таблицы</w:t>
@@ -1526,7 +1526,7 @@
         <w:rPr>
           <w:rStyle w:val="VerbatimChar"/>
         </w:rPr>
-        <w:t xml:space="preserve">task_parameters</w:t>
+        <w:t xml:space="preserve">jobs</w:t>
       </w:r>
       <w:r>
         <w:t xml:space="preserve"> </w:t>
@@ -1541,7 +1541,7 @@
         <w:rPr>
           <w:rStyle w:val="VerbatimChar"/>
         </w:rPr>
-        <w:t xml:space="preserve">task_history</w:t>
+        <w:t xml:space="preserve">recommendations</w:t>
       </w:r>
       <w:r>
         <w:t xml:space="preserve">).</w:t>
@@ -1552,7 +1552,7 @@
         <w:pStyle w:val="Compact"/>
         <w:numPr>
           <w:ilvl w:val="0"/>
-          <w:numId w:val="1012"/>
+          <w:numId w:val="1013"/>
         </w:numPr>
       </w:pPr>
       <w:r>
@@ -1568,7 +1568,7 @@
         <w:pStyle w:val="Compact"/>
         <w:numPr>
           <w:ilvl w:val="1"/>
-          <w:numId w:val="1016"/>
+          <w:numId w:val="1017"/>
         </w:numPr>
       </w:pPr>
       <w:r>
@@ -1602,7 +1602,7 @@
         <w:pStyle w:val="Compact"/>
         <w:numPr>
           <w:ilvl w:val="1"/>
-          <w:numId w:val="1016"/>
+          <w:numId w:val="1017"/>
         </w:numPr>
       </w:pPr>
       <w:r>
@@ -1626,8 +1626,8 @@
         </w:pict>
       </w:r>
     </w:p>
-    <w:bookmarkEnd w:id="19"/>
-    <w:bookmarkStart w:id="20" w:name="Xe02fea2b0d3da228d0183a0b3bfc3f605354fb7"/>
+    <w:bookmarkEnd w:id="69"/>
+    <w:bookmarkStart w:id="70" w:name="X4a757e79aa4d7a6f665bca59acbeaacd73e1541"/>
     <w:p>
       <w:pPr>
         <w:pStyle w:val="Heading3"/>
@@ -1641,7 +1641,7 @@
         <w:pStyle w:val="Compact"/>
         <w:numPr>
           <w:ilvl w:val="0"/>
-          <w:numId w:val="1017"/>
+          <w:numId w:val="1018"/>
         </w:numPr>
       </w:pPr>
       <w:r>
@@ -1657,79 +1657,112 @@
         <w:pStyle w:val="Compact"/>
         <w:numPr>
           <w:ilvl w:val="1"/>
+          <w:numId w:val="1019"/>
+        </w:numPr>
+      </w:pPr>
+      <w:r>
+        <w:t xml:space="preserve">Сбор и обработка данных по 3 целевым европейским энергозонам (</w:t>
+      </w:r>
+      <w:r>
+        <w:rPr>
+          <w:rStyle w:val="VerbatimChar"/>
+        </w:rPr>
+        <w:t xml:space="preserve">DE-LU</w:t>
+      </w:r>
+      <w:r>
+        <w:t xml:space="preserve">,</w:t>
+      </w:r>
+      <w:r>
+        <w:t xml:space="preserve"> </w:t>
+      </w:r>
+      <w:r>
+        <w:rPr>
+          <w:rStyle w:val="VerbatimChar"/>
+        </w:rPr>
+        <w:t xml:space="preserve">FI</w:t>
+      </w:r>
+      <w:r>
+        <w:t xml:space="preserve">,</w:t>
+      </w:r>
+      <w:r>
+        <w:t xml:space="preserve"> </w:t>
+      </w:r>
+      <w:r>
+        <w:rPr>
+          <w:rStyle w:val="VerbatimChar"/>
+        </w:rPr>
+        <w:t xml:space="preserve">SE3</w:t>
+      </w:r>
+      <w:r>
+        <w:t xml:space="preserve">).</w:t>
+      </w:r>
+    </w:p>
+    <w:p>
+      <w:pPr>
+        <w:pStyle w:val="Compact"/>
+        <w:numPr>
+          <w:ilvl w:val="1"/>
+          <w:numId w:val="1019"/>
+        </w:numPr>
+      </w:pPr>
+      <w:r>
+        <w:t xml:space="preserve">Интеграция метеопрогнозов для динамического расчета PUE.</w:t>
+      </w:r>
+    </w:p>
+    <w:p>
+      <w:pPr>
+        <w:pStyle w:val="Compact"/>
+        <w:numPr>
+          <w:ilvl w:val="1"/>
+          <w:numId w:val="1019"/>
+        </w:numPr>
+      </w:pPr>
+      <w:r>
+        <w:t xml:space="preserve">Алгоритм оптимизации окна запуска на основе фактов Day-Ahead рынка с учетом SLA.</w:t>
+      </w:r>
+    </w:p>
+    <w:p>
+      <w:pPr>
+        <w:pStyle w:val="Compact"/>
+        <w:numPr>
+          <w:ilvl w:val="1"/>
+          <w:numId w:val="1019"/>
+        </w:numPr>
+      </w:pPr>
+      <w:r>
+        <w:t xml:space="preserve">Пространственный гео-арбитраж между 2–4 дата-центрами.</w:t>
+      </w:r>
+    </w:p>
+    <w:p>
+      <w:pPr>
+        <w:pStyle w:val="Compact"/>
+        <w:numPr>
+          <w:ilvl w:val="1"/>
+          <w:numId w:val="1019"/>
+        </w:numPr>
+      </w:pPr>
+      <w:r>
+        <w:t xml:space="preserve">Безопасное On-Premise развертывание сервиса через Docker Compose.</w:t>
+      </w:r>
+    </w:p>
+    <w:p>
+      <w:pPr>
+        <w:pStyle w:val="Compact"/>
+        <w:numPr>
+          <w:ilvl w:val="1"/>
+          <w:numId w:val="1019"/>
+        </w:numPr>
+      </w:pPr>
+      <w:r>
+        <w:t xml:space="preserve">REST API и пользовательский Web-дашборд.</w:t>
+      </w:r>
+    </w:p>
+    <w:p>
+      <w:pPr>
+        <w:pStyle w:val="Compact"/>
+        <w:numPr>
+          <w:ilvl w:val="0"/>
           <w:numId w:val="1018"/>
-        </w:numPr>
-      </w:pPr>
-      <w:r>
-        <w:t xml:space="preserve">Сбор и обработка данных по 3–5 целевым европейским энергозонам (DE, FI, SE, UK).</w:t>
-      </w:r>
-    </w:p>
-    <w:p>
-      <w:pPr>
-        <w:pStyle w:val="Compact"/>
-        <w:numPr>
-          <w:ilvl w:val="1"/>
-          <w:numId w:val="1018"/>
-        </w:numPr>
-      </w:pPr>
-      <w:r>
-        <w:t xml:space="preserve">Интеграция метеопрогнозов для динамического расчета PUE.</w:t>
-      </w:r>
-    </w:p>
-    <w:p>
-      <w:pPr>
-        <w:pStyle w:val="Compact"/>
-        <w:numPr>
-          <w:ilvl w:val="1"/>
-          <w:numId w:val="1018"/>
-        </w:numPr>
-      </w:pPr>
-      <w:r>
-        <w:t xml:space="preserve">Алгоритм оптимизации окна запуска на основе фактов Day-Ahead рынка с учетом SLA.</w:t>
-      </w:r>
-    </w:p>
-    <w:p>
-      <w:pPr>
-        <w:pStyle w:val="Compact"/>
-        <w:numPr>
-          <w:ilvl w:val="1"/>
-          <w:numId w:val="1018"/>
-        </w:numPr>
-      </w:pPr>
-      <w:r>
-        <w:t xml:space="preserve">Пространственный гео-арбитраж между 2–4 дата-центрами.</w:t>
-      </w:r>
-    </w:p>
-    <w:p>
-      <w:pPr>
-        <w:pStyle w:val="Compact"/>
-        <w:numPr>
-          <w:ilvl w:val="1"/>
-          <w:numId w:val="1018"/>
-        </w:numPr>
-      </w:pPr>
-      <w:r>
-        <w:t xml:space="preserve">Безопасное On-Premise развертывание сервиса через Docker Compose.</w:t>
-      </w:r>
-    </w:p>
-    <w:p>
-      <w:pPr>
-        <w:pStyle w:val="Compact"/>
-        <w:numPr>
-          <w:ilvl w:val="1"/>
-          <w:numId w:val="1018"/>
-        </w:numPr>
-      </w:pPr>
-      <w:r>
-        <w:t xml:space="preserve">REST API и пользовательский Web-дашборд.</w:t>
-      </w:r>
-    </w:p>
-    <w:p>
-      <w:pPr>
-        <w:pStyle w:val="Compact"/>
-        <w:numPr>
-          <w:ilvl w:val="0"/>
-          <w:numId w:val="1017"/>
         </w:numPr>
       </w:pPr>
       <w:r>
@@ -1745,7 +1778,7 @@
         <w:pStyle w:val="Compact"/>
         <w:numPr>
           <w:ilvl w:val="1"/>
-          <w:numId w:val="1019"/>
+          <w:numId w:val="1020"/>
         </w:numPr>
       </w:pPr>
       <w:r>
@@ -1757,7 +1790,7 @@
         <w:pStyle w:val="Compact"/>
         <w:numPr>
           <w:ilvl w:val="1"/>
-          <w:numId w:val="1019"/>
+          <w:numId w:val="1020"/>
         </w:numPr>
       </w:pPr>
       <w:r>
@@ -1769,7 +1802,7 @@
         <w:pStyle w:val="Compact"/>
         <w:numPr>
           <w:ilvl w:val="1"/>
-          <w:numId w:val="1019"/>
+          <w:numId w:val="1020"/>
         </w:numPr>
       </w:pPr>
       <w:r>
@@ -1783,8 +1816,8 @@
         </w:pict>
       </w:r>
     </w:p>
-    <w:bookmarkEnd w:id="20"/>
-    <w:bookmarkStart w:id="21" w:name="X4f06958d842d62900dadb89322b39e2888f4484"/>
+    <w:bookmarkEnd w:id="70"/>
+    <w:bookmarkStart w:id="71" w:name="Xab04467bbe2b48fa4e98acabf77954fee04dbfc"/>
     <w:p>
       <w:pPr>
         <w:pStyle w:val="Heading3"/>
@@ -1798,7 +1831,7 @@
         <w:pStyle w:val="Compact"/>
         <w:numPr>
           <w:ilvl w:val="0"/>
-          <w:numId w:val="1020"/>
+          <w:numId w:val="1021"/>
         </w:numPr>
       </w:pPr>
       <w:r>
@@ -1823,7 +1856,7 @@
         <w:pStyle w:val="Compact"/>
         <w:numPr>
           <w:ilvl w:val="0"/>
-          <w:numId w:val="1020"/>
+          <w:numId w:val="1021"/>
         </w:numPr>
       </w:pPr>
       <w:r>
@@ -1846,8 +1879,8 @@
         </w:pict>
       </w:r>
     </w:p>
-    <w:bookmarkEnd w:id="21"/>
-    <w:bookmarkStart w:id="22" w:name="Xca849baf2eb2797ec7b82baba3ee1d5d9f5fdf3"/>
+    <w:bookmarkEnd w:id="71"/>
+    <w:bookmarkStart w:id="72" w:name="X214c9431574d4f4fbe380e689fdbd71929795d7"/>
     <w:p>
       <w:pPr>
         <w:pStyle w:val="Heading3"/>
@@ -1861,7 +1894,7 @@
         <w:pStyle w:val="Compact"/>
         <w:numPr>
           <w:ilvl w:val="0"/>
-          <w:numId w:val="1021"/>
+          <w:numId w:val="1022"/>
         </w:numPr>
       </w:pPr>
       <w:r>
@@ -1904,9 +1937,9 @@
         </w:pict>
       </w:r>
     </w:p>
-    <w:bookmarkEnd w:id="22"/>
-    <w:bookmarkEnd w:id="23"/>
-    <w:bookmarkStart w:id="24" w:name="шаблон-паспорта-проекта"/>
+    <w:bookmarkEnd w:id="72"/>
+    <w:bookmarkEnd w:id="73"/>
+    <w:bookmarkStart w:id="74" w:name="шаблон-паспорта-проекта"/>
     <w:p>
       <w:pPr>
         <w:pStyle w:val="Heading2"/>
@@ -1923,8 +1956,8 @@
         <w:tblLook w:firstRow="1" w:lastRow="0" w:firstColumn="0" w:lastColumn="0" w:noHBand="0" w:noVBand="0" w:val="0020"/>
       </w:tblPr>
       <w:tblGrid>
-        <w:gridCol w:w="3960"/>
-        <w:gridCol w:w="3960"/>
+        <w:gridCol w:w="1108"/>
+        <w:gridCol w:w="6811"/>
       </w:tblGrid>
       <w:tr>
         <w:trPr>
@@ -2029,11 +2062,13 @@
             <w:r>
               <w:rPr>
                 <w:rStyle w:val="VerbatimChar"/>
+                <w:sz w:val="17"/>
+                <w:szCs w:val="17"/>
               </w:rPr>
               <w:t xml:space="preserve">cron</w:t>
             </w:r>
             <w:r>
-              <w:t xml:space="preserve">) в одних и тех же локациях. Из-за высокой волатильности биржевых энергорынков (цены Day-Ahead колеблются от отрицательных днем до сотен евро ночью) и влияния уличной температуры на охлаждение ЦОД (PUE), компании переплачивают за электроэнергию и генерируют избыточный CO₂. Ручной поиск дешевого времени и локации под десятки задач невозможен.</w:t>
+              <w:t xml:space="preserve">) в одних и тех же локациях. Из-за высокой волатильности биржевых энергорынков (цены Day-Ahead меняются в течение суток в разы, а самые дешевые часы смещаются день ото дня вместе с погодой) и влияния уличной температуры на охлаждение ЦОД (PUE), компании переплачивают за электроэнергию и генерируют избыточный CO₂. Ручной поиск дешевого времени и локации под десятки задач невозможен.</w:t>
             </w:r>
           </w:p>
         </w:tc>
@@ -2112,6 +2147,9 @@
               <w:t xml:space="preserve">автоматизация расписания запуска тяжелых DWH-пайплайнов.</w:t>
             </w:r>
             <w:r>
+              <w:br/>
+            </w:r>
+            <w:r>
               <w:t xml:space="preserve">2.</w:t>
             </w:r>
             <w:r>
@@ -2131,6 +2169,9 @@
               <w:t xml:space="preserve">планирование обучения ресурсоемких моделей с соблюдением дедлайна.</w:t>
             </w:r>
             <w:r>
+              <w:br/>
+            </w:r>
+            <w:r>
               <w:t xml:space="preserve">3.</w:t>
             </w:r>
             <w:r>
@@ -2148,6 +2189,9 @@
             </w:r>
             <w:r>
               <w:t xml:space="preserve">аудит серверных костов, подтвержденное снижение OPEX.</w:t>
+            </w:r>
+            <w:r>
+              <w:br/>
             </w:r>
             <w:r>
               <w:t xml:space="preserve">4.</w:t>
@@ -2215,6 +2259,9 @@
               <w:t xml:space="preserve">спотовые цены Day-Ahead и структура генерации (XML).</w:t>
             </w:r>
             <w:r>
+              <w:br/>
+            </w:r>
+            <w:r>
               <w:t xml:space="preserve">2.</w:t>
             </w:r>
             <w:r>
@@ -2234,6 +2281,9 @@
               <w:t xml:space="preserve">почасовой прогноз температуры, влажности и ветра около ЦОД (JSON).</w:t>
             </w:r>
             <w:r>
+              <w:br/>
+            </w:r>
+            <w:r>
               <w:t xml:space="preserve">3.</w:t>
             </w:r>
             <w:r>
@@ -2251,6 +2301,9 @@
             </w:r>
             <w:r>
               <w:t xml:space="preserve">ретроспективные ряды для EDA и ML-прогнозирования.</w:t>
+            </w:r>
+            <w:r>
+              <w:br/>
             </w:r>
             <w:r>
               <w:t xml:space="preserve">4.</w:t>
@@ -2270,8 +2323,10 @@
                 <w:rStyle w:val="VerbatimChar"/>
                 <w:b/>
                 <w:bCs/>
-              </w:rPr>
-              <w:t xml:space="preserve">client_infrastructure</w:t>
+                <w:sz w:val="17"/>
+                <w:szCs w:val="17"/>
+              </w:rPr>
+              <w:t xml:space="preserve">datacenters</w:t>
             </w:r>
             <w:r>
               <w:rPr>
@@ -2333,6 +2388,9 @@
               <w:t xml:space="preserve">автоматический сбор данных API, проверка качества (Data Quality), устранение пропусков.</w:t>
             </w:r>
             <w:r>
+              <w:br/>
+            </w:r>
+            <w:r>
               <w:t xml:space="preserve">2.</w:t>
             </w:r>
             <w:r>
@@ -2352,6 +2410,9 @@
               <w:t xml:space="preserve">расчет затрат на охлаждение по уличной температуре (Free Cooling vs Chiller).</w:t>
             </w:r>
             <w:r>
+              <w:br/>
+            </w:r>
+            <w:r>
               <w:t xml:space="preserve">3.</w:t>
             </w:r>
             <w:r>
@@ -2371,6 +2432,9 @@
               <w:t xml:space="preserve">сопоставление тарифов разных энергозон для выбора дешевой страны.</w:t>
             </w:r>
             <w:r>
+              <w:br/>
+            </w:r>
+            <w:r>
               <w:t xml:space="preserve">4.</w:t>
             </w:r>
             <w:r>
@@ -2388,6 +2452,9 @@
             </w:r>
             <w:r>
               <w:t xml:space="preserve">алгоритм поиска непрерывного минимума методом скользящего окна под SLA.</w:t>
+            </w:r>
+            <w:r>
+              <w:br/>
             </w:r>
             <w:r>
               <w:t xml:space="preserve">5.</w:t>
@@ -2443,9 +2510,15 @@
               <w:t xml:space="preserve">PostgreSQL 16 (развертывание внутри контура On-Premise):</w:t>
             </w:r>
             <w:r>
+              <w:br/>
+            </w:r>
+            <w:r>
               <w:t xml:space="preserve">• 7 таблиц со схемой партиционирования по времени:</w:t>
             </w:r>
             <w:r>
+              <w:br/>
+            </w:r>
+            <w:r>
               <w:t xml:space="preserve"> </w:t>
             </w:r>
             <w:r>
@@ -2457,13 +2530,18 @@
             <w:r>
               <w:rPr>
                 <w:rStyle w:val="VerbatimChar"/>
-              </w:rPr>
-              <w:t xml:space="preserve">market_day_ahead_prices</w:t>
+                <w:sz w:val="17"/>
+                <w:szCs w:val="17"/>
+              </w:rPr>
+              <w:t xml:space="preserve">entsoe_day_ahead_prices</w:t>
             </w:r>
             <w:r>
               <w:t xml:space="preserve">: спотовые цены ENTSO-E (партиции по 1 мес.)</w:t>
             </w:r>
             <w:r>
+              <w:br/>
+            </w:r>
+            <w:r>
               <w:t xml:space="preserve"> </w:t>
             </w:r>
             <w:r>
@@ -2475,13 +2553,18 @@
             <w:r>
               <w:rPr>
                 <w:rStyle w:val="VerbatimChar"/>
-              </w:rPr>
-              <w:t xml:space="preserve">market_generation_mix</w:t>
+                <w:sz w:val="17"/>
+                <w:szCs w:val="17"/>
+              </w:rPr>
+              <w:t xml:space="preserve">entsoe_day_ahead_generation</w:t>
             </w:r>
             <w:r>
               <w:t xml:space="preserve">: структура генерации ENTSO-E (партиции по 1 мес.)</w:t>
             </w:r>
             <w:r>
+              <w:br/>
+            </w:r>
+            <w:r>
               <w:t xml:space="preserve"> </w:t>
             </w:r>
             <w:r>
@@ -2493,13 +2576,18 @@
             <w:r>
               <w:rPr>
                 <w:rStyle w:val="VerbatimChar"/>
-              </w:rPr>
-              <w:t xml:space="preserve">weather_forecast</w:t>
+                <w:sz w:val="17"/>
+                <w:szCs w:val="17"/>
+              </w:rPr>
+              <w:t xml:space="preserve">open_meteo_forecast</w:t>
             </w:r>
             <w:r>
               <w:t xml:space="preserve">: оперативный прогноз Open-Meteo (партиции по 1 мес.)</w:t>
             </w:r>
             <w:r>
+              <w:br/>
+            </w:r>
+            <w:r>
               <w:t xml:space="preserve"> </w:t>
             </w:r>
             <w:r>
@@ -2511,13 +2599,18 @@
             <w:r>
               <w:rPr>
                 <w:rStyle w:val="VerbatimChar"/>
-              </w:rPr>
-              <w:t xml:space="preserve">weather_historical</w:t>
+                <w:sz w:val="17"/>
+                <w:szCs w:val="17"/>
+              </w:rPr>
+              <w:t xml:space="preserve">open_meteo_historical_weather</w:t>
             </w:r>
             <w:r>
               <w:t xml:space="preserve">: исторический метеоархив Open-Meteo (партиции по 1 году)</w:t>
             </w:r>
             <w:r>
+              <w:br/>
+            </w:r>
+            <w:r>
               <w:t xml:space="preserve"> </w:t>
             </w:r>
             <w:r>
@@ -2529,13 +2622,18 @@
             <w:r>
               <w:rPr>
                 <w:rStyle w:val="VerbatimChar"/>
-              </w:rPr>
-              <w:t xml:space="preserve">client_infrastructure</w:t>
+                <w:sz w:val="17"/>
+                <w:szCs w:val="17"/>
+              </w:rPr>
+              <w:t xml:space="preserve">datacenters</w:t>
             </w:r>
             <w:r>
               <w:t xml:space="preserve">: справочник площадок ЦОД и серверного парка</w:t>
             </w:r>
             <w:r>
+              <w:br/>
+            </w:r>
+            <w:r>
               <w:t xml:space="preserve"> </w:t>
             </w:r>
             <w:r>
@@ -2547,13 +2645,18 @@
             <w:r>
               <w:rPr>
                 <w:rStyle w:val="VerbatimChar"/>
-              </w:rPr>
-              <w:t xml:space="preserve">task_parameters</w:t>
+                <w:sz w:val="17"/>
+                <w:szCs w:val="17"/>
+              </w:rPr>
+              <w:t xml:space="preserve">jobs</w:t>
             </w:r>
             <w:r>
               <w:t xml:space="preserve">: входные параметры вычислительных задач</w:t>
             </w:r>
             <w:r>
+              <w:br/>
+            </w:r>
+            <w:r>
               <w:t xml:space="preserve"> </w:t>
             </w:r>
             <w:r>
@@ -2565,8 +2668,10 @@
             <w:r>
               <w:rPr>
                 <w:rStyle w:val="VerbatimChar"/>
-              </w:rPr>
-              <w:t xml:space="preserve">task_history</w:t>
+                <w:sz w:val="17"/>
+                <w:szCs w:val="17"/>
+              </w:rPr>
+              <w:t xml:space="preserve">recommendations</w:t>
             </w:r>
             <w:r>
               <w:t xml:space="preserve">: журналы запросов, рекомендаций и экономии (партиции по 1 мес.)</w:t>
@@ -2618,6 +2723,9 @@
               <w:t xml:space="preserve">защищенный программный интерфейс для интеграции с планировщиками (Airflow).</w:t>
             </w:r>
             <w:r>
+              <w:br/>
+            </w:r>
+            <w:r>
               <w:t xml:space="preserve">2.</w:t>
             </w:r>
             <w:r>
@@ -2667,19 +2775,37 @@
               <w:t xml:space="preserve">1. Автоматический ETL-сбор цен Day-Ahead и метеопрогнозов по целевым энергозонам.</w:t>
             </w:r>
             <w:r>
+              <w:br/>
+            </w:r>
+            <w:r>
               <w:t xml:space="preserve">2. Модуль автоматизированного контроля качества данных (Data Quality Validation).</w:t>
             </w:r>
             <w:r>
+              <w:br/>
+            </w:r>
+            <w:r>
               <w:t xml:space="preserve">3. Аналитический расчет динамического PUE охлаждения серверов по температуре воздуха.</w:t>
             </w:r>
             <w:r>
+              <w:br/>
+            </w:r>
+            <w:r>
               <w:t xml:space="preserve">4. Движок оптимизации окна запуска задачи под заданный SLA-дедлайн.</w:t>
             </w:r>
             <w:r>
+              <w:br/>
+            </w:r>
+            <w:r>
               <w:t xml:space="preserve">5. Географический арбитраж (выбор наименее затратного дата-центра).</w:t>
             </w:r>
             <w:r>
+              <w:br/>
+            </w:r>
+            <w:r>
               <w:t xml:space="preserve">6. REST API с автодокументацией (OpenAPI / Swagger).</w:t>
+            </w:r>
+            <w:r>
+              <w:br/>
             </w:r>
             <w:r>
               <w:t xml:space="preserve">7. Пользовательский веб-дашборд с интерактивной симуляцией экономии.</w:t>
@@ -2731,6 +2857,9 @@
               <w:t xml:space="preserve">Team Lead / Product Owner / Data Engineer</w:t>
             </w:r>
             <w:r>
+              <w:br/>
+            </w:r>
+            <w:r>
               <w:t xml:space="preserve">•</w:t>
             </w:r>
             <w:r>
@@ -2750,6 +2879,9 @@
               <w:t xml:space="preserve">Lead Backend Developer / DevOps</w:t>
             </w:r>
             <w:r>
+              <w:br/>
+            </w:r>
+            <w:r>
               <w:t xml:space="preserve">•</w:t>
             </w:r>
             <w:r>
@@ -2769,6 +2901,9 @@
               <w:t xml:space="preserve">Frontend Developer (React)</w:t>
             </w:r>
             <w:r>
+              <w:br/>
+            </w:r>
+            <w:r>
               <w:t xml:space="preserve">•</w:t>
             </w:r>
             <w:r>
@@ -2786,6 +2921,9 @@
             </w:r>
             <w:r>
               <w:t xml:space="preserve">Data Analyst / ML Engineer</w:t>
+            </w:r>
+            <w:r>
+              <w:br/>
             </w:r>
             <w:r>
               <w:t xml:space="preserve">•</w:t>
@@ -2841,19 +2979,79 @@
               <w:t xml:space="preserve">Входит в объем MVP (1-й семестр / Release 50%):</w:t>
             </w:r>
             <w:r>
-              <w:t xml:space="preserve">• Поддержка 3–5 ключевых европейских энергозон (DE, FI, SE, UK).</w:t>
+              <w:br/>
+            </w:r>
+            <w:r>
+              <w:t xml:space="preserve">• Поддержка 3 европейских энергозон (</w:t>
+            </w:r>
+            <w:r>
+              <w:rPr>
+                <w:rStyle w:val="VerbatimChar"/>
+                <w:sz w:val="17"/>
+                <w:szCs w:val="17"/>
+              </w:rPr>
+              <w:t xml:space="preserve">DE-LU</w:t>
+            </w:r>
+            <w:r>
+              <w:t xml:space="preserve">,</w:t>
+            </w:r>
+            <w:r>
+              <w:t xml:space="preserve"> </w:t>
+            </w:r>
+            <w:r>
+              <w:rPr>
+                <w:rStyle w:val="VerbatimChar"/>
+                <w:sz w:val="17"/>
+                <w:szCs w:val="17"/>
+              </w:rPr>
+              <w:t xml:space="preserve">FI</w:t>
+            </w:r>
+            <w:r>
+              <w:t xml:space="preserve">,</w:t>
+            </w:r>
+            <w:r>
+              <w:t xml:space="preserve"> </w:t>
+            </w:r>
+            <w:r>
+              <w:rPr>
+                <w:rStyle w:val="VerbatimChar"/>
+                <w:sz w:val="17"/>
+                <w:szCs w:val="17"/>
+              </w:rPr>
+              <w:t xml:space="preserve">SE3</w:t>
+            </w:r>
+            <w:r>
+              <w:t xml:space="preserve">).</w:t>
+            </w:r>
+            <w:r>
+              <w:br/>
             </w:r>
             <w:r>
               <w:t xml:space="preserve">• Оптимизация на основе суточных рыночных данных Day-Ahead.</w:t>
             </w:r>
             <w:r>
+              <w:br/>
+            </w:r>
+            <w:r>
               <w:t xml:space="preserve">• Расчет динамического PUE и пространственный гео-арбитраж.</w:t>
             </w:r>
             <w:r>
+              <w:br/>
+            </w:r>
+            <w:r>
               <w:t xml:space="preserve">• Безопасное On-Premise развертывание в Docker Compose.</w:t>
             </w:r>
             <w:r>
+              <w:br/>
+            </w:r>
+            <w:r>
               <w:t xml:space="preserve">• REST API и Web-портал на React.</w:t>
+            </w:r>
+            <w:r>
+              <w:br/>
+            </w:r>
+            <w:r>
+              <w:br/>
             </w:r>
             <w:r>
               <w:rPr>
@@ -2863,10 +3061,19 @@
               <w:t xml:space="preserve">Осознанно вынесено за рамки MVP (2-й семестр / 100%):</w:t>
             </w:r>
             <w:r>
+              <w:br/>
+            </w:r>
+            <w:r>
               <w:t xml:space="preserve">• Собственные прогнозные ML-модели на 3–7 дней вперед.</w:t>
             </w:r>
             <w:r>
+              <w:br/>
+            </w:r>
+            <w:r>
               <w:t xml:space="preserve">• Прямое управление виртуальными машинами в облаках (AWS/GCP/Azure).</w:t>
+            </w:r>
+            <w:r>
+              <w:br/>
             </w:r>
             <w:r>
               <w:t xml:space="preserve">• Разработка нативного провайдера-плагина под Apache Airflow.</w:t>
@@ -2875,8 +3082,8 @@
         </w:tc>
       </w:tr>
     </w:tbl>
-    <w:bookmarkEnd w:id="24"/>
-    <w:bookmarkEnd w:id="25"/>
+    <w:bookmarkEnd w:id="74"/>
+    <w:bookmarkEnd w:id="75"/>
     <w:sectPr>
       <w:footnotePr>
         <w:numRestart w:val="eachSect"/>
@@ -2987,6 +3194,91 @@
       </w:pPr>
     </w:lvl>
   </w:abstractNum>
+  <w:abstractNum w:abstractNumId="99411">
+    <w:nsid w:val="00A99411"/>
+    <w:multiLevelType w:val="multilevel"/>
+    <w:lvl w:ilvl="0">
+      <w:start w:val="1"/>
+      <w:numFmt w:val="decimal"/>
+      <w:lvlText w:val="%1."/>
+      <w:lvlJc w:val="left"/>
+      <w:pPr>
+        <w:ind w:left="720" w:hanging="360"/>
+      </w:pPr>
+    </w:lvl>
+    <w:lvl w:ilvl="1">
+      <w:start w:val="1"/>
+      <w:numFmt w:val="decimal"/>
+      <w:lvlText w:val="%2."/>
+      <w:lvlJc w:val="left"/>
+      <w:pPr>
+        <w:ind w:left="1440" w:hanging="360"/>
+      </w:pPr>
+    </w:lvl>
+    <w:lvl w:ilvl="2">
+      <w:start w:val="1"/>
+      <w:numFmt w:val="decimal"/>
+      <w:lvlText w:val="%3."/>
+      <w:lvlJc w:val="left"/>
+      <w:pPr>
+        <w:ind w:left="2160" w:hanging="360"/>
+      </w:pPr>
+    </w:lvl>
+    <w:lvl w:ilvl="3">
+      <w:start w:val="1"/>
+      <w:numFmt w:val="decimal"/>
+      <w:lvlText w:val="%4."/>
+      <w:lvlJc w:val="left"/>
+      <w:pPr>
+        <w:ind w:left="2880" w:hanging="360"/>
+      </w:pPr>
+    </w:lvl>
+    <w:lvl w:ilvl="4">
+      <w:start w:val="1"/>
+      <w:numFmt w:val="decimal"/>
+      <w:lvlText w:val="%5."/>
+      <w:lvlJc w:val="left"/>
+      <w:pPr>
+        <w:ind w:left="3600" w:hanging="360"/>
+      </w:pPr>
+    </w:lvl>
+    <w:lvl w:ilvl="5">
+      <w:start w:val="1"/>
+      <w:numFmt w:val="decimal"/>
+      <w:lvlText w:val="%6."/>
+      <w:lvlJc w:val="left"/>
+      <w:pPr>
+        <w:ind w:left="4320" w:hanging="360"/>
+      </w:pPr>
+    </w:lvl>
+    <w:lvl w:ilvl="6">
+      <w:start w:val="1"/>
+      <w:numFmt w:val="decimal"/>
+      <w:lvlText w:val="%7."/>
+      <w:lvlJc w:val="left"/>
+      <w:pPr>
+        <w:ind w:left="5040" w:hanging="360"/>
+      </w:pPr>
+    </w:lvl>
+    <w:lvl w:ilvl="7">
+      <w:start w:val="1"/>
+      <w:numFmt w:val="decimal"/>
+      <w:lvlText w:val="%8."/>
+      <w:lvlJc w:val="left"/>
+      <w:pPr>
+        <w:ind w:left="5760" w:hanging="360"/>
+      </w:pPr>
+    </w:lvl>
+    <w:lvl w:ilvl="8">
+      <w:start w:val="1"/>
+      <w:numFmt w:val="decimal"/>
+      <w:lvlText w:val="%9."/>
+      <w:lvlJc w:val="left"/>
+      <w:pPr>
+        <w:ind w:left="6480" w:hanging="360"/>
+      </w:pPr>
+    </w:lvl>
+  </w:abstractNum>
   <w:abstractNum w:abstractNumId="991">
     <w:nsid w:val="0000A991"/>
     <w:multiLevelType w:val="multilevel"/>
@@ -3088,91 +3380,6 @@
       <w:rPr>
         <w:rFonts w:ascii="Wingdings" w:hAnsi="Wingdings" w:cs="Wingdings" w:hint="default"/>
       </w:rPr>
-    </w:lvl>
-  </w:abstractNum>
-  <w:abstractNum w:abstractNumId="99411">
-    <w:nsid w:val="00A99411"/>
-    <w:multiLevelType w:val="multilevel"/>
-    <w:lvl w:ilvl="0">
-      <w:start w:val="1"/>
-      <w:numFmt w:val="decimal"/>
-      <w:lvlText w:val="%1."/>
-      <w:lvlJc w:val="left"/>
-      <w:pPr>
-        <w:ind w:left="720" w:hanging="360"/>
-      </w:pPr>
-    </w:lvl>
-    <w:lvl w:ilvl="1">
-      <w:start w:val="1"/>
-      <w:numFmt w:val="decimal"/>
-      <w:lvlText w:val="%2."/>
-      <w:lvlJc w:val="left"/>
-      <w:pPr>
-        <w:ind w:left="1440" w:hanging="360"/>
-      </w:pPr>
-    </w:lvl>
-    <w:lvl w:ilvl="2">
-      <w:start w:val="1"/>
-      <w:numFmt w:val="decimal"/>
-      <w:lvlText w:val="%3."/>
-      <w:lvlJc w:val="left"/>
-      <w:pPr>
-        <w:ind w:left="2160" w:hanging="360"/>
-      </w:pPr>
-    </w:lvl>
-    <w:lvl w:ilvl="3">
-      <w:start w:val="1"/>
-      <w:numFmt w:val="decimal"/>
-      <w:lvlText w:val="%4."/>
-      <w:lvlJc w:val="left"/>
-      <w:pPr>
-        <w:ind w:left="2880" w:hanging="360"/>
-      </w:pPr>
-    </w:lvl>
-    <w:lvl w:ilvl="4">
-      <w:start w:val="1"/>
-      <w:numFmt w:val="decimal"/>
-      <w:lvlText w:val="%5."/>
-      <w:lvlJc w:val="left"/>
-      <w:pPr>
-        <w:ind w:left="3600" w:hanging="360"/>
-      </w:pPr>
-    </w:lvl>
-    <w:lvl w:ilvl="5">
-      <w:start w:val="1"/>
-      <w:numFmt w:val="decimal"/>
-      <w:lvlText w:val="%6."/>
-      <w:lvlJc w:val="left"/>
-      <w:pPr>
-        <w:ind w:left="4320" w:hanging="360"/>
-      </w:pPr>
-    </w:lvl>
-    <w:lvl w:ilvl="6">
-      <w:start w:val="1"/>
-      <w:numFmt w:val="decimal"/>
-      <w:lvlText w:val="%7."/>
-      <w:lvlJc w:val="left"/>
-      <w:pPr>
-        <w:ind w:left="5040" w:hanging="360"/>
-      </w:pPr>
-    </w:lvl>
-    <w:lvl w:ilvl="7">
-      <w:start w:val="1"/>
-      <w:numFmt w:val="decimal"/>
-      <w:lvlText w:val="%8."/>
-      <w:lvlJc w:val="left"/>
-      <w:pPr>
-        <w:ind w:left="5760" w:hanging="360"/>
-      </w:pPr>
-    </w:lvl>
-    <w:lvl w:ilvl="8">
-      <w:start w:val="1"/>
-      <w:numFmt w:val="decimal"/>
-      <w:lvlText w:val="%9."/>
-      <w:lvlJc w:val="left"/>
-      <w:pPr>
-        <w:ind w:left="6480" w:hanging="360"/>
-      </w:pPr>
     </w:lvl>
   </w:abstractNum>
   <w:abstractNum w:abstractNumId="99413">
@@ -3349,7 +3556,34 @@
     <w:abstractNumId w:val="990"/>
   </w:num>
   <w:num w:numId="1001">
-    <w:abstractNumId w:val="991"/>
+    <w:abstractNumId w:val="99411"/>
+    <w:lvlOverride w:ilvl="0">
+      <w:startOverride w:val="1"/>
+    </w:lvlOverride>
+    <w:lvlOverride w:ilvl="1">
+      <w:startOverride w:val="1"/>
+    </w:lvlOverride>
+    <w:lvlOverride w:ilvl="2">
+      <w:startOverride w:val="1"/>
+    </w:lvlOverride>
+    <w:lvlOverride w:ilvl="3">
+      <w:startOverride w:val="1"/>
+    </w:lvlOverride>
+    <w:lvlOverride w:ilvl="4">
+      <w:startOverride w:val="1"/>
+    </w:lvlOverride>
+    <w:lvlOverride w:ilvl="5">
+      <w:startOverride w:val="1"/>
+    </w:lvlOverride>
+    <w:lvlOverride w:ilvl="6">
+      <w:startOverride w:val="1"/>
+    </w:lvlOverride>
+    <w:lvlOverride w:ilvl="7">
+      <w:startOverride w:val="1"/>
+    </w:lvlOverride>
+    <w:lvlOverride w:ilvl="8">
+      <w:startOverride w:val="1"/>
+    </w:lvlOverride>
   </w:num>
   <w:num w:numId="1002">
     <w:abstractNumId w:val="991"/>
@@ -3358,6 +3592,9 @@
     <w:abstractNumId w:val="991"/>
   </w:num>
   <w:num w:numId="1004">
+    <w:abstractNumId w:val="991"/>
+  </w:num>
+  <w:num w:numId="1005">
     <w:abstractNumId w:val="99411"/>
     <w:lvlOverride w:ilvl="0">
       <w:startOverride w:val="1"/>
@@ -3387,10 +3624,10 @@
       <w:startOverride w:val="1"/>
     </w:lvlOverride>
   </w:num>
-  <w:num w:numId="1005">
+  <w:num w:numId="1006">
     <w:abstractNumId w:val="991"/>
   </w:num>
-  <w:num w:numId="1006">
+  <w:num w:numId="1007">
     <w:abstractNumId w:val="99411"/>
     <w:lvlOverride w:ilvl="0">
       <w:startOverride w:val="1"/>
@@ -3420,7 +3657,7 @@
       <w:startOverride w:val="1"/>
     </w:lvlOverride>
   </w:num>
-  <w:num w:numId="1007">
+  <w:num w:numId="1008">
     <w:abstractNumId w:val="99413"/>
     <w:lvlOverride w:ilvl="0">
       <w:startOverride w:val="3"/>
@@ -3450,7 +3687,7 @@
       <w:startOverride w:val="3"/>
     </w:lvlOverride>
   </w:num>
-  <w:num w:numId="1008">
+  <w:num w:numId="1009">
     <w:abstractNumId w:val="99411"/>
     <w:lvlOverride w:ilvl="0">
       <w:startOverride w:val="1"/>
@@ -3480,10 +3717,10 @@
       <w:startOverride w:val="1"/>
     </w:lvlOverride>
   </w:num>
-  <w:num w:numId="1009">
+  <w:num w:numId="1010">
     <w:abstractNumId w:val="991"/>
   </w:num>
-  <w:num w:numId="1010">
+  <w:num w:numId="1011">
     <w:abstractNumId w:val="99411"/>
     <w:lvlOverride w:ilvl="0">
       <w:startOverride w:val="1"/>
@@ -3513,7 +3750,7 @@
       <w:startOverride w:val="1"/>
     </w:lvlOverride>
   </w:num>
-  <w:num w:numId="1011">
+  <w:num w:numId="1012">
     <w:abstractNumId w:val="99414"/>
     <w:lvlOverride w:ilvl="0">
       <w:startOverride w:val="4"/>
@@ -3542,14 +3779,14 @@
     <w:lvlOverride w:ilvl="8">
       <w:startOverride w:val="4"/>
     </w:lvlOverride>
-  </w:num>
-  <w:num w:numId="1012">
-    <w:abstractNumId w:val="991"/>
   </w:num>
   <w:num w:numId="1013">
     <w:abstractNumId w:val="991"/>
   </w:num>
   <w:num w:numId="1014">
+    <w:abstractNumId w:val="991"/>
+  </w:num>
+  <w:num w:numId="1015">
     <w:abstractNumId w:val="99411"/>
     <w:lvlOverride w:ilvl="0">
       <w:startOverride w:val="1"/>
@@ -3578,9 +3815,6 @@
     <w:lvlOverride w:ilvl="8">
       <w:startOverride w:val="1"/>
     </w:lvlOverride>
-  </w:num>
-  <w:num w:numId="1015">
-    <w:abstractNumId w:val="991"/>
   </w:num>
   <w:num w:numId="1016">
     <w:abstractNumId w:val="991"/>
@@ -3600,6 +3834,9 @@
   <w:num w:numId="1021">
     <w:abstractNumId w:val="991"/>
   </w:num>
+  <w:num w:numId="1022">
+    <w:abstractNumId w:val="991"/>
+  </w:num>
 </w:numbering>
 </file>
 
@@ -4151,6 +4388,10 @@
         <w:right w:type="dxa" w:w="108"/>
       </w:tblCellMar>
     </w:tblPr>
+    <w:rPr>
+      <w:sz w:val="18"/>
+      <w:szCs w:val="18"/>
+    </w:rPr>
     <w:tblStylePr w:type="firstRow">
       <w:tcPr>
         <w:tcBorders>
@@ -4259,7 +4500,7 @@
       <w:color w:themeColor="accent1" w:themeShade="BF" w:val="365F91"/>
     </w:rPr>
   </w:style>
-  <w:style w:type="paragraph" w:customStyle="1" w:styleId="SourceCode">
+  <w:style w:customStyle="1" w:styleId="SourceCode" w:type="paragraph">
     <w:name w:val="Source Code"/>
     <w:basedOn w:val="Normal"/>
     <w:link w:val="VerbatimChar"/>
@@ -4267,7 +4508,7 @@
       <w:wordWrap w:val="off"/>
     </w:pPr>
   </w:style>
-  <w:style w:type="character" w:customStyle="1" w:styleId="KeywordTok">
+  <w:style w:customStyle="1" w:styleId="KeywordTok" w:type="character">
     <w:name w:val="KeywordTok"/>
     <w:basedOn w:val="VerbatimChar"/>
     <w:rPr>
@@ -4275,77 +4516,77 @@
       <w:color w:val="007020"/>
     </w:rPr>
   </w:style>
-  <w:style w:type="character" w:customStyle="1" w:styleId="DataTypeTok">
+  <w:style w:customStyle="1" w:styleId="DataTypeTok" w:type="character">
     <w:name w:val="DataTypeTok"/>
     <w:basedOn w:val="VerbatimChar"/>
     <w:rPr>
       <w:color w:val="902000"/>
     </w:rPr>
   </w:style>
-  <w:style w:type="character" w:customStyle="1" w:styleId="DecValTok">
+  <w:style w:customStyle="1" w:styleId="DecValTok" w:type="character">
     <w:name w:val="DecValTok"/>
     <w:basedOn w:val="VerbatimChar"/>
     <w:rPr>
       <w:color w:val="40a070"/>
     </w:rPr>
   </w:style>
-  <w:style w:type="character" w:customStyle="1" w:styleId="BaseNTok">
+  <w:style w:customStyle="1" w:styleId="BaseNTok" w:type="character">
     <w:name w:val="BaseNTok"/>
     <w:basedOn w:val="VerbatimChar"/>
     <w:rPr>
       <w:color w:val="40a070"/>
     </w:rPr>
   </w:style>
-  <w:style w:type="character" w:customStyle="1" w:styleId="FloatTok">
+  <w:style w:customStyle="1" w:styleId="FloatTok" w:type="character">
     <w:name w:val="FloatTok"/>
     <w:basedOn w:val="VerbatimChar"/>
     <w:rPr>
       <w:color w:val="40a070"/>
     </w:rPr>
   </w:style>
-  <w:style w:type="character" w:customStyle="1" w:styleId="ConstantTok">
+  <w:style w:customStyle="1" w:styleId="ConstantTok" w:type="character">
     <w:name w:val="ConstantTok"/>
     <w:basedOn w:val="VerbatimChar"/>
     <w:rPr>
       <w:color w:val="880000"/>
     </w:rPr>
   </w:style>
-  <w:style w:type="character" w:customStyle="1" w:styleId="CharTok">
+  <w:style w:customStyle="1" w:styleId="CharTok" w:type="character">
     <w:name w:val="CharTok"/>
     <w:basedOn w:val="VerbatimChar"/>
     <w:rPr>
       <w:color w:val="4070a0"/>
     </w:rPr>
   </w:style>
-  <w:style w:type="character" w:customStyle="1" w:styleId="SpecialCharTok">
+  <w:style w:customStyle="1" w:styleId="SpecialCharTok" w:type="character">
     <w:name w:val="SpecialCharTok"/>
     <w:basedOn w:val="VerbatimChar"/>
     <w:rPr>
       <w:color w:val="4070a0"/>
     </w:rPr>
   </w:style>
-  <w:style w:type="character" w:customStyle="1" w:styleId="StringTok">
+  <w:style w:customStyle="1" w:styleId="StringTok" w:type="character">
     <w:name w:val="StringTok"/>
     <w:basedOn w:val="VerbatimChar"/>
     <w:rPr>
       <w:color w:val="4070a0"/>
     </w:rPr>
   </w:style>
-  <w:style w:type="character" w:customStyle="1" w:styleId="VerbatimStringTok">
+  <w:style w:customStyle="1" w:styleId="VerbatimStringTok" w:type="character">
     <w:name w:val="VerbatimStringTok"/>
     <w:basedOn w:val="VerbatimChar"/>
     <w:rPr>
       <w:color w:val="4070a0"/>
     </w:rPr>
   </w:style>
-  <w:style w:type="character" w:customStyle="1" w:styleId="SpecialStringTok">
+  <w:style w:customStyle="1" w:styleId="SpecialStringTok" w:type="character">
     <w:name w:val="SpecialStringTok"/>
     <w:basedOn w:val="VerbatimChar"/>
     <w:rPr>
       <w:color w:val="bb6688"/>
     </w:rPr>
   </w:style>
-  <w:style w:type="character" w:customStyle="1" w:styleId="ImportTok">
+  <w:style w:customStyle="1" w:styleId="ImportTok" w:type="character">
     <w:name w:val="ImportTok"/>
     <w:basedOn w:val="VerbatimChar"/>
     <w:rPr>
@@ -4353,7 +4594,7 @@
       <w:color w:val="008000"/>
     </w:rPr>
   </w:style>
-  <w:style w:type="character" w:customStyle="1" w:styleId="CommentTok">
+  <w:style w:customStyle="1" w:styleId="CommentTok" w:type="character">
     <w:name w:val="CommentTok"/>
     <w:basedOn w:val="VerbatimChar"/>
     <w:rPr>
@@ -4361,7 +4602,7 @@
       <w:color w:val="60a0b0"/>
     </w:rPr>
   </w:style>
-  <w:style w:type="character" w:customStyle="1" w:styleId="DocumentationTok">
+  <w:style w:customStyle="1" w:styleId="DocumentationTok" w:type="character">
     <w:name w:val="DocumentationTok"/>
     <w:basedOn w:val="VerbatimChar"/>
     <w:rPr>
@@ -4369,7 +4610,7 @@
       <w:color w:val="ba2121"/>
     </w:rPr>
   </w:style>
-  <w:style w:type="character" w:customStyle="1" w:styleId="AnnotationTok">
+  <w:style w:customStyle="1" w:styleId="AnnotationTok" w:type="character">
     <w:name w:val="AnnotationTok"/>
     <w:basedOn w:val="VerbatimChar"/>
     <w:rPr>
@@ -4378,7 +4619,7 @@
       <w:color w:val="60a0b0"/>
     </w:rPr>
   </w:style>
-  <w:style w:type="character" w:customStyle="1" w:styleId="CommentVarTok">
+  <w:style w:customStyle="1" w:styleId="CommentVarTok" w:type="character">
     <w:name w:val="CommentVarTok"/>
     <w:basedOn w:val="VerbatimChar"/>
     <w:rPr>
@@ -4387,28 +4628,28 @@
       <w:color w:val="60a0b0"/>
     </w:rPr>
   </w:style>
-  <w:style w:type="character" w:customStyle="1" w:styleId="OtherTok">
+  <w:style w:customStyle="1" w:styleId="OtherTok" w:type="character">
     <w:name w:val="OtherTok"/>
     <w:basedOn w:val="VerbatimChar"/>
     <w:rPr>
       <w:color w:val="007020"/>
     </w:rPr>
   </w:style>
-  <w:style w:type="character" w:customStyle="1" w:styleId="FunctionTok">
+  <w:style w:customStyle="1" w:styleId="FunctionTok" w:type="character">
     <w:name w:val="FunctionTok"/>
     <w:basedOn w:val="VerbatimChar"/>
     <w:rPr>
       <w:color w:val="06287e"/>
     </w:rPr>
   </w:style>
-  <w:style w:type="character" w:customStyle="1" w:styleId="VariableTok">
+  <w:style w:customStyle="1" w:styleId="VariableTok" w:type="character">
     <w:name w:val="VariableTok"/>
     <w:basedOn w:val="VerbatimChar"/>
     <w:rPr>
       <w:color w:val="19177c"/>
     </w:rPr>
   </w:style>
-  <w:style w:type="character" w:customStyle="1" w:styleId="ControlFlowTok">
+  <w:style w:customStyle="1" w:styleId="ControlFlowTok" w:type="character">
     <w:name w:val="ControlFlowTok"/>
     <w:basedOn w:val="VerbatimChar"/>
     <w:rPr>
@@ -4416,45 +4657,45 @@
       <w:color w:val="007020"/>
     </w:rPr>
   </w:style>
-  <w:style w:type="character" w:customStyle="1" w:styleId="OperatorTok">
+  <w:style w:customStyle="1" w:styleId="OperatorTok" w:type="character">
     <w:name w:val="OperatorTok"/>
     <w:basedOn w:val="VerbatimChar"/>
     <w:rPr>
       <w:color w:val="666666"/>
     </w:rPr>
   </w:style>
-  <w:style w:type="character" w:customStyle="1" w:styleId="BuiltInTok">
+  <w:style w:customStyle="1" w:styleId="BuiltInTok" w:type="character">
     <w:name w:val="BuiltInTok"/>
     <w:basedOn w:val="VerbatimChar"/>
     <w:rPr>
       <w:color w:val="008000"/>
     </w:rPr>
   </w:style>
-  <w:style w:type="character" w:customStyle="1" w:styleId="ExtensionTok">
+  <w:style w:customStyle="1" w:styleId="ExtensionTok" w:type="character">
     <w:name w:val="ExtensionTok"/>
     <w:basedOn w:val="VerbatimChar"/>
     <w:rPr/>
   </w:style>
-  <w:style w:type="character" w:customStyle="1" w:styleId="PreprocessorTok">
+  <w:style w:customStyle="1" w:styleId="PreprocessorTok" w:type="character">
     <w:name w:val="PreprocessorTok"/>
     <w:basedOn w:val="VerbatimChar"/>
     <w:rPr>
       <w:color w:val="bc7a00"/>
     </w:rPr>
   </w:style>
-  <w:style w:type="character" w:customStyle="1" w:styleId="AttributeTok">
+  <w:style w:customStyle="1" w:styleId="AttributeTok" w:type="character">
     <w:name w:val="AttributeTok"/>
     <w:basedOn w:val="VerbatimChar"/>
     <w:rPr>
       <w:color w:val="7d9029"/>
     </w:rPr>
   </w:style>
-  <w:style w:type="character" w:customStyle="1" w:styleId="RegionMarkerTok">
+  <w:style w:customStyle="1" w:styleId="RegionMarkerTok" w:type="character">
     <w:name w:val="RegionMarkerTok"/>
     <w:basedOn w:val="VerbatimChar"/>
     <w:rPr/>
   </w:style>
-  <w:style w:type="character" w:customStyle="1" w:styleId="InformationTok">
+  <w:style w:customStyle="1" w:styleId="InformationTok" w:type="character">
     <w:name w:val="InformationTok"/>
     <w:basedOn w:val="VerbatimChar"/>
     <w:rPr>
@@ -4463,7 +4704,7 @@
       <w:color w:val="60a0b0"/>
     </w:rPr>
   </w:style>
-  <w:style w:type="character" w:customStyle="1" w:styleId="WarningTok">
+  <w:style w:customStyle="1" w:styleId="WarningTok" w:type="character">
     <w:name w:val="WarningTok"/>
     <w:basedOn w:val="VerbatimChar"/>
     <w:rPr>
@@ -4472,7 +4713,7 @@
       <w:color w:val="60a0b0"/>
     </w:rPr>
   </w:style>
-  <w:style w:type="character" w:customStyle="1" w:styleId="AlertTok">
+  <w:style w:customStyle="1" w:styleId="AlertTok" w:type="character">
     <w:name w:val="AlertTok"/>
     <w:basedOn w:val="VerbatimChar"/>
     <w:rPr>
@@ -4480,7 +4721,7 @@
       <w:color w:val="ff0000"/>
     </w:rPr>
   </w:style>
-  <w:style w:type="character" w:customStyle="1" w:styleId="ErrorTok">
+  <w:style w:customStyle="1" w:styleId="ErrorTok" w:type="character">
     <w:name w:val="ErrorTok"/>
     <w:basedOn w:val="VerbatimChar"/>
     <w:rPr>
@@ -4488,7 +4729,7 @@
       <w:color w:val="ff0000"/>
     </w:rPr>
   </w:style>
-  <w:style w:type="character" w:customStyle="1" w:styleId="NormalTok">
+  <w:style w:customStyle="1" w:styleId="NormalTok" w:type="character">
     <w:name w:val="NormalTok"/>
     <w:basedOn w:val="VerbatimChar"/>
     <w:rPr/>
